--- a/template.docx
+++ b/template.docx
@@ -817,14 +817,14 @@
             <w:pPr>
               <w:snapToGrid w:val="0"/>
               <w:rPr>
-                <w:rFonts w:eastAsia="標楷體"/>
-              </w:rPr>
-            </w:pPr>
-            <w:r>
-              <w:rPr>
-                <w:rFonts w:eastAsia="標楷體" w:hint="eastAsia"/>
-              </w:rPr>
-              <w:t>{founding}</w:t>
+                <w:rFonts w:eastAsia="標楷體" w:hint="eastAsia"/>
+              </w:rPr>
+            </w:pPr>
+            <w:r>
+              <w:rPr>
+                <w:rFonts w:eastAsia="標楷體" w:hint="eastAsia"/>
+              </w:rPr>
+              <w:t>{funding}</w:t>
             </w:r>
           </w:p>
         </w:tc>
